--- a/uk-mrtm-app-api/src/main/resources/templates/ca/wales/DoE_and_EFSN_Notice_Maritime_v4.docx
+++ b/uk-mrtm-app-api/src/main/resources/templates/ca/wales/DoE_and_EFSN_Notice_Maritime_v4.docx
@@ -1772,8 +1772,16 @@
         <w:rPr>
           <w:rFonts w:ascii="Arial" w:hAnsi="Arial" w:cs="Arial"/>
         </w:rPr>
-        <w:t>-tbd</w:t>
-      </w:r>
+        <w:t>-</w:t>
+      </w:r>
+      <w:proofErr w:type="spellStart"/>
+      <w:r>
+        <w:rPr>
+          <w:rFonts w:ascii="Arial" w:hAnsi="Arial" w:cs="Arial"/>
+        </w:rPr>
+        <w:t>tbd</w:t>
+      </w:r>
+      <w:proofErr w:type="spellEnd"/>
       <w:r>
         <w:rPr>
           <w:rFonts w:ascii="Arial" w:hAnsi="Arial" w:cs="Arial"/>
@@ -2098,182 +2106,33 @@
         <w:br w:type="page"/>
       </w:r>
     </w:p>
-    <w:tbl>
-      <w:tblPr>
-        <w:tblW w:w="5000" w:type="pct"/>
-        <w:tblLayout w:type="fixed"/>
-        <w:tblCellMar>
-          <w:top w:w="57" w:type="dxa"/>
-          <w:left w:w="57" w:type="dxa"/>
-          <w:bottom w:w="57" w:type="dxa"/>
-          <w:right w:w="57" w:type="dxa"/>
-        </w:tblCellMar>
-        <w:tblLook w:val="0000" w:firstRow="0" w:lastRow="0" w:firstColumn="0" w:lastColumn="0" w:noHBand="0" w:noVBand="0"/>
-      </w:tblPr>
-      <w:tblGrid>
-        <w:gridCol w:w="5583"/>
-        <w:gridCol w:w="3487"/>
-      </w:tblGrid>
-      <w:tr>
-        <w:trPr>
-          <w:cantSplit/>
-        </w:trPr>
-        <w:tc>
-          <w:tcPr>
-            <w:tcW w:w="5583" w:type="dxa"/>
-          </w:tcPr>
-          <w:p>
-            <w:pPr>
-              <w:widowControl/>
-              <w:autoSpaceDE w:val="0"/>
-              <w:autoSpaceDN w:val="0"/>
-              <w:adjustRightInd w:val="0"/>
-              <w:rPr>
-                <w:rFonts w:ascii="Arial" w:hAnsi="Arial" w:cs="Arial"/>
-                <w:b/>
-                <w:bCs/>
-                <w:snapToGrid/>
-                <w:szCs w:val="24"/>
-                <w:lang w:val="en-GB" w:eastAsia="en-GB"/>
-              </w:rPr>
-            </w:pPr>
-            <w:r>
-              <w:rPr>
-                <w:rFonts w:ascii="Arial" w:hAnsi="Arial" w:cs="Arial"/>
-                <w:b/>
-                <w:bCs/>
-                <w:snapToGrid/>
-                <w:szCs w:val="24"/>
-                <w:lang w:val="en-GB" w:eastAsia="en-GB"/>
-              </w:rPr>
-              <w:lastRenderedPageBreak/>
-              <w:t>THE GREENHOUSE GAS EMISSIONS TRADING SCHEME ORDER 2020 (the Order)</w:t>
-            </w:r>
-          </w:p>
-          <w:p>
-            <w:pPr>
-              <w:rPr>
-                <w:rFonts w:ascii="Arial" w:hAnsi="Arial" w:cs="Arial"/>
-                <w:b/>
-                <w:bCs/>
-                <w:snapToGrid/>
-                <w:szCs w:val="24"/>
-                <w:lang w:val="en-GB" w:eastAsia="en-GB"/>
-              </w:rPr>
-            </w:pPr>
-          </w:p>
-          <w:p>
-            <w:pPr>
-              <w:rPr>
-                <w:rFonts w:ascii="Arial" w:hAnsi="Arial" w:cs="Arial"/>
-                <w:b/>
-                <w:szCs w:val="24"/>
-              </w:rPr>
-            </w:pPr>
-            <w:r>
-              <w:rPr>
-                <w:rFonts w:ascii="Arial" w:hAnsi="Arial" w:cs="Arial"/>
-                <w:b/>
-                <w:szCs w:val="24"/>
-              </w:rPr>
-              <w:t>NOTICE OF DETERMINATION OF EMISSIONS</w:t>
-            </w:r>
-          </w:p>
-          <w:p>
-            <w:pPr>
-              <w:rPr>
-                <w:rFonts w:ascii="Arial" w:hAnsi="Arial" w:cs="Arial"/>
-                <w:b/>
-                <w:bCs/>
-                <w:snapToGrid/>
-                <w:szCs w:val="24"/>
-                <w:lang w:val="en-GB" w:eastAsia="en-GB"/>
-              </w:rPr>
-            </w:pPr>
-          </w:p>
-          <w:p>
-            <w:pPr>
-              <w:widowControl/>
-              <w:autoSpaceDE w:val="0"/>
-              <w:autoSpaceDN w:val="0"/>
-              <w:adjustRightInd w:val="0"/>
-              <w:rPr>
-                <w:rFonts w:ascii="Arial" w:hAnsi="Arial" w:cs="Arial"/>
-                <w:snapToGrid/>
-                <w:lang w:eastAsia="en-GB"/>
-              </w:rPr>
-            </w:pPr>
-          </w:p>
-        </w:tc>
-        <w:tc>
-          <w:tcPr>
-            <w:tcW w:w="3487" w:type="dxa"/>
-          </w:tcPr>
-          <w:p>
-            <w:pPr>
-              <w:rPr>
-                <w:rFonts w:ascii="Arial" w:hAnsi="Arial" w:cs="Arial"/>
-                <w:snapToGrid/>
-                <w:lang w:eastAsia="en-GB"/>
-              </w:rPr>
-            </w:pPr>
-          </w:p>
-        </w:tc>
-      </w:tr>
-    </w:tbl>
-    <w:p>
-      <w:pPr>
+    <w:p>
+      <w:pPr>
+        <w:pageBreakBefore/>
         <w:widowControl/>
         <w:autoSpaceDE w:val="0"/>
         <w:autoSpaceDN w:val="0"/>
         <w:adjustRightInd w:val="0"/>
         <w:rPr>
           <w:rFonts w:ascii="Arial" w:hAnsi="Arial" w:cs="Arial"/>
-          <w:snapToGrid/>
-          <w:szCs w:val="24"/>
-          <w:lang w:eastAsia="en-GB"/>
-        </w:rPr>
-      </w:pPr>
-      <w:r>
-        <w:rPr>
-          <w:rFonts w:ascii="Arial" w:hAnsi="Arial" w:cs="Arial"/>
-          <w:sz w:val="22"/>
-          <w:szCs w:val="22"/>
-        </w:rPr>
-        <w:fldChar w:fldCharType="begin"/>
-      </w:r>
-      <w:r>
-        <w:rPr>
-          <w:rFonts w:ascii="Arial" w:hAnsi="Arial" w:cs="Arial"/>
-          <w:sz w:val="22"/>
-          <w:szCs w:val="22"/>
-        </w:rPr>
-        <w:instrText xml:space="preserve"> MERGEFIELD  "${(currentDate?date?string('dd MMMM yyyy'))!}"  \* MERGEFORMAT </w:instrText>
-      </w:r>
-      <w:r>
-        <w:rPr>
-          <w:rFonts w:ascii="Arial" w:hAnsi="Arial" w:cs="Arial"/>
-          <w:sz w:val="22"/>
-          <w:szCs w:val="22"/>
-        </w:rPr>
-        <w:fldChar w:fldCharType="separate"/>
-      </w:r>
-      <w:r>
-        <w:rPr>
-          <w:rFonts w:ascii="Arial" w:hAnsi="Arial" w:cs="Arial"/>
-          <w:noProof/>
-          <w:sz w:val="22"/>
-          <w:szCs w:val="22"/>
-        </w:rPr>
-        <w:t>«${(currentDate?date?string('dd MMMM yyyy»</w:t>
-      </w:r>
-      <w:r>
-        <w:rPr>
-          <w:rFonts w:ascii="Arial" w:hAnsi="Arial" w:cs="Arial"/>
-          <w:sz w:val="22"/>
-          <w:szCs w:val="22"/>
-        </w:rPr>
-        <w:fldChar w:fldCharType="end"/>
+          <w:b/>
+          <w:bCs/>
+          <w:snapToGrid/>
+          <w:szCs w:val="24"/>
+          <w:lang w:val="en-GB" w:eastAsia="en-GB"/>
+        </w:rPr>
+      </w:pPr>
+      <w:r>
+        <w:rPr>
+          <w:rFonts w:ascii="Arial" w:hAnsi="Arial" w:cs="Arial"/>
+          <w:b/>
+          <w:bCs/>
+          <w:snapToGrid/>
+          <w:szCs w:val="24"/>
+          <w:lang w:val="en-GB" w:eastAsia="en-GB"/>
+        </w:rPr>
+        <w:lastRenderedPageBreak/>
+        <w:t>THE GREENHOUSE GAS EMISSIONS TRADING SCHEME ORDER 2020 (the Order)</w:t>
       </w:r>
     </w:p>
     <w:p>
@@ -2284,11 +2143,26 @@
         <w:adjustRightInd w:val="0"/>
         <w:rPr>
           <w:rFonts w:ascii="Arial" w:hAnsi="Arial" w:cs="Arial"/>
-          <w:snapToGrid/>
-          <w:szCs w:val="24"/>
-          <w:lang w:val="en-GB" w:eastAsia="en-GB"/>
-        </w:rPr>
-      </w:pPr>
+          <w:szCs w:val="24"/>
+        </w:rPr>
+      </w:pPr>
+    </w:p>
+    <w:p>
+      <w:pPr>
+        <w:rPr>
+          <w:rFonts w:ascii="Arial" w:hAnsi="Arial" w:cs="Arial"/>
+          <w:b/>
+          <w:szCs w:val="24"/>
+        </w:rPr>
+      </w:pPr>
+      <w:r>
+        <w:rPr>
+          <w:rFonts w:ascii="Arial" w:hAnsi="Arial" w:cs="Arial"/>
+          <w:b/>
+          <w:szCs w:val="24"/>
+        </w:rPr>
+        <w:t>NOTICE OF DETERMINATION OF EMISSIONS</w:t>
+      </w:r>
     </w:p>
     <w:p>
       <w:pPr>
@@ -2298,47 +2172,9 @@
         <w:adjustRightInd w:val="0"/>
         <w:rPr>
           <w:rFonts w:ascii="Arial" w:hAnsi="Arial" w:cs="Arial"/>
-          <w:snapToGrid/>
-          <w:szCs w:val="24"/>
-          <w:lang w:val="en-GB" w:eastAsia="en-GB"/>
-        </w:rPr>
-      </w:pPr>
-      <w:r>
-        <w:rPr>
-          <w:rFonts w:ascii="Arial" w:hAnsi="Arial" w:cs="Arial"/>
-          <w:szCs w:val="24"/>
-        </w:rPr>
-        <w:fldChar w:fldCharType="begin"/>
-      </w:r>
-      <w:r>
-        <w:rPr>
-          <w:rFonts w:ascii="Arial" w:hAnsi="Arial" w:cs="Arial"/>
-          <w:szCs w:val="24"/>
-        </w:rPr>
-        <w:instrText xml:space="preserve"> MERGEFIELD  ${account.name} </w:instrText>
-      </w:r>
-      <w:r>
-        <w:rPr>
-          <w:rFonts w:ascii="Arial" w:hAnsi="Arial" w:cs="Arial"/>
-          <w:szCs w:val="24"/>
-        </w:rPr>
-        <w:fldChar w:fldCharType="separate"/>
-      </w:r>
-      <w:r>
-        <w:rPr>
-          <w:rFonts w:ascii="Arial" w:hAnsi="Arial" w:cs="Arial"/>
-          <w:noProof/>
-          <w:szCs w:val="24"/>
-        </w:rPr>
-        <w:t>«${account.name}»</w:t>
-      </w:r>
-      <w:r>
-        <w:rPr>
-          <w:rFonts w:ascii="Arial" w:hAnsi="Arial" w:cs="Arial"/>
-          <w:szCs w:val="24"/>
-        </w:rPr>
-        <w:fldChar w:fldCharType="end"/>
-      </w:r>
+          <w:szCs w:val="24"/>
+        </w:rPr>
+      </w:pPr>
     </w:p>
     <w:p>
       <w:pPr>
@@ -2348,60 +2184,44 @@
         <w:adjustRightInd w:val="0"/>
         <w:rPr>
           <w:rFonts w:ascii="Arial" w:hAnsi="Arial" w:cs="Arial"/>
+          <w:snapToGrid/>
+          <w:szCs w:val="24"/>
+          <w:lang w:eastAsia="en-GB"/>
+        </w:rPr>
+      </w:pPr>
+      <w:r>
+        <w:rPr>
+          <w:rFonts w:ascii="Arial" w:hAnsi="Arial" w:cs="Arial"/>
+          <w:szCs w:val="24"/>
+        </w:rPr>
+        <w:fldChar w:fldCharType="begin"/>
+      </w:r>
+      <w:r>
+        <w:rPr>
+          <w:rFonts w:ascii="Arial" w:hAnsi="Arial" w:cs="Arial"/>
+          <w:szCs w:val="24"/>
+        </w:rPr>
+        <w:instrText xml:space="preserve"> MERGEFIELD  "${(currentDate?date?string('dd MMMM yyyy'))!}"  \* MERGEFORMAT </w:instrText>
+      </w:r>
+      <w:r>
+        <w:rPr>
+          <w:rFonts w:ascii="Arial" w:hAnsi="Arial" w:cs="Arial"/>
+          <w:szCs w:val="24"/>
+        </w:rPr>
+        <w:fldChar w:fldCharType="separate"/>
+      </w:r>
+      <w:r>
+        <w:rPr>
+          <w:rFonts w:ascii="Arial" w:hAnsi="Arial" w:cs="Arial"/>
           <w:noProof/>
-          <w:snapToGrid/>
-          <w:szCs w:val="24"/>
-          <w:highlight w:val="yellow"/>
-          <w:lang w:val="en-GB" w:eastAsia="en-GB"/>
-        </w:rPr>
-      </w:pPr>
-      <w:r>
-        <w:rPr>
-          <w:rFonts w:ascii="Arial" w:hAnsi="Arial" w:cs="Arial"/>
-          <w:noProof/>
-          <w:snapToGrid/>
-          <w:szCs w:val="24"/>
-          <w:lang w:val="en-GB" w:eastAsia="en-GB"/>
-        </w:rPr>
-        <w:fldChar w:fldCharType="begin"/>
-      </w:r>
-      <w:r>
-        <w:rPr>
-          <w:rFonts w:ascii="Arial" w:hAnsi="Arial" w:cs="Arial"/>
-          <w:noProof/>
-          <w:snapToGrid/>
-          <w:szCs w:val="24"/>
-          <w:lang w:val="en-GB" w:eastAsia="en-GB"/>
-        </w:rPr>
-        <w:instrText xml:space="preserve"> MERGEFIELD  ${(account.location)!} </w:instrText>
-      </w:r>
-      <w:r>
-        <w:rPr>
-          <w:rFonts w:ascii="Arial" w:hAnsi="Arial" w:cs="Arial"/>
-          <w:noProof/>
-          <w:snapToGrid/>
-          <w:szCs w:val="24"/>
-          <w:lang w:val="en-GB" w:eastAsia="en-GB"/>
-        </w:rPr>
-        <w:fldChar w:fldCharType="separate"/>
-      </w:r>
-      <w:r>
-        <w:rPr>
-          <w:rFonts w:ascii="Arial" w:hAnsi="Arial" w:cs="Arial"/>
-          <w:noProof/>
-          <w:snapToGrid/>
-          <w:szCs w:val="24"/>
-          <w:lang w:val="en-GB" w:eastAsia="en-GB"/>
-        </w:rPr>
-        <w:t>«${(account.location)!}»</w:t>
-      </w:r>
-      <w:r>
-        <w:rPr>
-          <w:rFonts w:ascii="Arial" w:hAnsi="Arial" w:cs="Arial"/>
-          <w:noProof/>
-          <w:snapToGrid/>
-          <w:szCs w:val="24"/>
-          <w:lang w:val="en-GB" w:eastAsia="en-GB"/>
+          <w:szCs w:val="24"/>
+        </w:rPr>
+        <w:t>«${(currentDate?date?string('dd MMMM yyyy»</w:t>
+      </w:r>
+      <w:r>
+        <w:rPr>
+          <w:rFonts w:ascii="Arial" w:hAnsi="Arial" w:cs="Arial"/>
+          <w:szCs w:val="24"/>
         </w:rPr>
         <w:fldChar w:fldCharType="end"/>
       </w:r>
@@ -2436,29 +2256,38 @@
       <w:r>
         <w:rPr>
           <w:rFonts w:ascii="Arial" w:hAnsi="Arial" w:cs="Arial"/>
-          <w:snapToGrid/>
-          <w:szCs w:val="24"/>
-          <w:lang w:val="en-GB" w:eastAsia="en-GB"/>
-        </w:rPr>
-        <w:t>Dea</w:t>
-      </w:r>
-      <w:r>
-        <w:rPr>
-          <w:rFonts w:ascii="Arial" w:hAnsi="Arial" w:cs="Arial"/>
-          <w:snapToGrid/>
-          <w:szCs w:val="24"/>
-          <w:lang w:val="en-GB" w:eastAsia="en-GB"/>
-        </w:rPr>
-        <w:t>r Sir/Madam</w:t>
-      </w:r>
-      <w:r>
-        <w:rPr>
-          <w:rFonts w:ascii="Arial" w:hAnsi="Arial" w:cs="Arial"/>
-          <w:snapToGrid/>
-          <w:szCs w:val="24"/>
-          <w:lang w:val="en-GB" w:eastAsia="en-GB"/>
-        </w:rPr>
-        <w:t>,</w:t>
+          <w:szCs w:val="24"/>
+        </w:rPr>
+        <w:fldChar w:fldCharType="begin"/>
+      </w:r>
+      <w:r>
+        <w:rPr>
+          <w:rFonts w:ascii="Arial" w:hAnsi="Arial" w:cs="Arial"/>
+          <w:szCs w:val="24"/>
+        </w:rPr>
+        <w:instrText xml:space="preserve"> MERGEFIELD  ${account.name} </w:instrText>
+      </w:r>
+      <w:r>
+        <w:rPr>
+          <w:rFonts w:ascii="Arial" w:hAnsi="Arial" w:cs="Arial"/>
+          <w:szCs w:val="24"/>
+        </w:rPr>
+        <w:fldChar w:fldCharType="separate"/>
+      </w:r>
+      <w:r>
+        <w:rPr>
+          <w:rFonts w:ascii="Arial" w:hAnsi="Arial" w:cs="Arial"/>
+          <w:noProof/>
+          <w:szCs w:val="24"/>
+        </w:rPr>
+        <w:t>«${account.name}»</w:t>
+      </w:r>
+      <w:r>
+        <w:rPr>
+          <w:rFonts w:ascii="Arial" w:hAnsi="Arial" w:cs="Arial"/>
+          <w:szCs w:val="24"/>
+        </w:rPr>
+        <w:fldChar w:fldCharType="end"/>
       </w:r>
     </w:p>
     <w:p>
@@ -2469,13 +2298,63 @@
         <w:adjustRightInd w:val="0"/>
         <w:rPr>
           <w:rFonts w:ascii="Arial" w:hAnsi="Arial" w:cs="Arial"/>
-          <w:b/>
-          <w:bCs/>
-          <w:snapToGrid/>
-          <w:szCs w:val="24"/>
+          <w:noProof/>
+          <w:snapToGrid/>
+          <w:szCs w:val="24"/>
+          <w:highlight w:val="yellow"/>
           <w:lang w:val="en-GB" w:eastAsia="en-GB"/>
         </w:rPr>
       </w:pPr>
+      <w:r>
+        <w:rPr>
+          <w:rFonts w:ascii="Arial" w:hAnsi="Arial" w:cs="Arial"/>
+          <w:noProof/>
+          <w:snapToGrid/>
+          <w:szCs w:val="24"/>
+          <w:lang w:val="en-GB" w:eastAsia="en-GB"/>
+        </w:rPr>
+        <w:fldChar w:fldCharType="begin"/>
+      </w:r>
+      <w:r>
+        <w:rPr>
+          <w:rFonts w:ascii="Arial" w:hAnsi="Arial" w:cs="Arial"/>
+          <w:noProof/>
+          <w:snapToGrid/>
+          <w:szCs w:val="24"/>
+          <w:lang w:val="en-GB" w:eastAsia="en-GB"/>
+        </w:rPr>
+        <w:instrText xml:space="preserve"> MERGEFIELD  ${(account.location)!} </w:instrText>
+      </w:r>
+      <w:r>
+        <w:rPr>
+          <w:rFonts w:ascii="Arial" w:hAnsi="Arial" w:cs="Arial"/>
+          <w:noProof/>
+          <w:snapToGrid/>
+          <w:szCs w:val="24"/>
+          <w:lang w:val="en-GB" w:eastAsia="en-GB"/>
+        </w:rPr>
+        <w:fldChar w:fldCharType="separate"/>
+      </w:r>
+      <w:r>
+        <w:rPr>
+          <w:rFonts w:ascii="Arial" w:hAnsi="Arial" w:cs="Arial"/>
+          <w:noProof/>
+          <w:snapToGrid/>
+          <w:szCs w:val="24"/>
+          <w:lang w:val="en-GB" w:eastAsia="en-GB"/>
+        </w:rPr>
+        <w:t>«${(account.location)!}»</w:t>
+      </w:r>
+      <w:r>
+        <w:rPr>
+          <w:rFonts w:ascii="Arial" w:hAnsi="Arial" w:cs="Arial"/>
+          <w:noProof/>
+          <w:snapToGrid/>
+          <w:szCs w:val="24"/>
+          <w:lang w:val="en-GB" w:eastAsia="en-GB"/>
+        </w:rPr>
+        <w:fldChar w:fldCharType="end"/>
+      </w:r>
     </w:p>
     <w:p>
       <w:pPr>
@@ -2485,65 +2364,11 @@
         <w:adjustRightInd w:val="0"/>
         <w:rPr>
           <w:rFonts w:ascii="Arial" w:hAnsi="Arial" w:cs="Arial"/>
-          <w:szCs w:val="24"/>
-        </w:rPr>
-      </w:pPr>
-      <w:r>
-        <w:rPr>
-          <w:rFonts w:ascii="Arial" w:hAnsi="Arial" w:cs="Arial"/>
-          <w:b/>
-          <w:bCs/>
-          <w:snapToGrid/>
-          <w:szCs w:val="24"/>
-          <w:lang w:eastAsia="en-GB"/>
-        </w:rPr>
-        <w:t>Maritime Operator</w:t>
-      </w:r>
-      <w:r>
-        <w:rPr>
-          <w:rFonts w:ascii="Arial" w:hAnsi="Arial" w:cs="Arial"/>
-          <w:snapToGrid/>
-          <w:szCs w:val="24"/>
-          <w:lang w:eastAsia="en-GB"/>
-        </w:rPr>
-        <w:t xml:space="preserve">: </w:t>
-      </w:r>
-      <w:r>
-        <w:rPr>
-          <w:rFonts w:ascii="Arial" w:hAnsi="Arial" w:cs="Arial"/>
-          <w:szCs w:val="24"/>
-        </w:rPr>
-        <w:fldChar w:fldCharType="begin"/>
-      </w:r>
-      <w:r>
-        <w:rPr>
-          <w:rFonts w:ascii="Arial" w:hAnsi="Arial" w:cs="Arial"/>
-          <w:szCs w:val="24"/>
-        </w:rPr>
-        <w:instrText xml:space="preserve"> MERGEFIELD  ${account.name} </w:instrText>
-      </w:r>
-      <w:r>
-        <w:rPr>
-          <w:rFonts w:ascii="Arial" w:hAnsi="Arial" w:cs="Arial"/>
-          <w:szCs w:val="24"/>
-        </w:rPr>
-        <w:fldChar w:fldCharType="separate"/>
-      </w:r>
-      <w:r>
-        <w:rPr>
-          <w:rFonts w:ascii="Arial" w:hAnsi="Arial" w:cs="Arial"/>
-          <w:noProof/>
-          <w:szCs w:val="24"/>
-        </w:rPr>
-        <w:t>«${account.name}»</w:t>
-      </w:r>
-      <w:r>
-        <w:rPr>
-          <w:rFonts w:ascii="Arial" w:hAnsi="Arial" w:cs="Arial"/>
-          <w:szCs w:val="24"/>
-        </w:rPr>
-        <w:fldChar w:fldCharType="end"/>
-      </w:r>
+          <w:snapToGrid/>
+          <w:szCs w:val="24"/>
+          <w:lang w:val="en-GB" w:eastAsia="en-GB"/>
+        </w:rPr>
+      </w:pPr>
     </w:p>
     <w:p>
       <w:pPr>
@@ -2553,69 +2378,37 @@
         <w:adjustRightInd w:val="0"/>
         <w:rPr>
           <w:rFonts w:ascii="Arial" w:hAnsi="Arial" w:cs="Arial"/>
-          <w:szCs w:val="24"/>
-        </w:rPr>
-      </w:pPr>
-      <w:r>
-        <w:rPr>
-          <w:rFonts w:ascii="Arial" w:hAnsi="Arial" w:cs="Arial"/>
-          <w:b/>
-          <w:bCs/>
-          <w:szCs w:val="24"/>
-        </w:rPr>
-        <w:t xml:space="preserve">IMO </w:t>
-      </w:r>
-      <w:r>
-        <w:rPr>
-          <w:rFonts w:ascii="Arial" w:hAnsi="Arial" w:cs="Arial"/>
-          <w:b/>
-          <w:bCs/>
-          <w:szCs w:val="24"/>
-        </w:rPr>
-        <w:t>Unique Company and Registered Owner Identification Number</w:t>
-      </w:r>
-      <w:r>
-        <w:rPr>
-          <w:rFonts w:ascii="Arial" w:hAnsi="Arial" w:cs="Arial"/>
-          <w:szCs w:val="24"/>
-        </w:rPr>
-        <w:t xml:space="preserve">: </w:t>
-      </w:r>
-      <w:r>
-        <w:rPr>
-          <w:rFonts w:ascii="Arial" w:hAnsi="Arial" w:cs="Arial"/>
-          <w:szCs w:val="24"/>
-        </w:rPr>
-        <w:fldChar w:fldCharType="begin"/>
-      </w:r>
-      <w:r>
-        <w:rPr>
-          <w:rFonts w:ascii="Arial" w:hAnsi="Arial" w:cs="Arial"/>
-          <w:szCs w:val="24"/>
-        </w:rPr>
-        <w:instrText xml:space="preserve"> MERGEFIELD  ${account.imoNumber} </w:instrText>
-      </w:r>
-      <w:r>
-        <w:rPr>
-          <w:rFonts w:ascii="Arial" w:hAnsi="Arial" w:cs="Arial"/>
-          <w:szCs w:val="24"/>
-        </w:rPr>
-        <w:fldChar w:fldCharType="separate"/>
-      </w:r>
-      <w:r>
-        <w:rPr>
-          <w:rFonts w:ascii="Arial" w:hAnsi="Arial" w:cs="Arial"/>
-          <w:noProof/>
-          <w:szCs w:val="24"/>
-        </w:rPr>
-        <w:t>«${account.imoNumber}»</w:t>
-      </w:r>
-      <w:r>
-        <w:rPr>
-          <w:rFonts w:ascii="Arial" w:hAnsi="Arial" w:cs="Arial"/>
-          <w:szCs w:val="24"/>
-        </w:rPr>
-        <w:fldChar w:fldCharType="end"/>
+          <w:snapToGrid/>
+          <w:szCs w:val="24"/>
+          <w:lang w:val="en-GB" w:eastAsia="en-GB"/>
+        </w:rPr>
+      </w:pPr>
+      <w:r>
+        <w:rPr>
+          <w:rFonts w:ascii="Arial" w:hAnsi="Arial" w:cs="Arial"/>
+          <w:snapToGrid/>
+          <w:szCs w:val="24"/>
+          <w:lang w:val="en-GB" w:eastAsia="en-GB"/>
+        </w:rPr>
+        <w:t>Dea</w:t>
+      </w:r>
+      <w:r>
+        <w:rPr>
+          <w:rFonts w:ascii="Arial" w:hAnsi="Arial" w:cs="Arial"/>
+          <w:snapToGrid/>
+          <w:szCs w:val="24"/>
+          <w:lang w:val="en-GB" w:eastAsia="en-GB"/>
+        </w:rPr>
+        <w:t>r Sir/Madam</w:t>
+      </w:r>
+      <w:r>
+        <w:rPr>
+          <w:rFonts w:ascii="Arial" w:hAnsi="Arial" w:cs="Arial"/>
+          <w:snapToGrid/>
+          <w:szCs w:val="24"/>
+          <w:lang w:val="en-GB" w:eastAsia="en-GB"/>
+        </w:rPr>
+        <w:t>,</w:t>
       </w:r>
     </w:p>
     <w:p>
@@ -2626,272 +2419,9 @@
         <w:adjustRightInd w:val="0"/>
         <w:rPr>
           <w:rFonts w:ascii="Arial" w:hAnsi="Arial" w:cs="Arial"/>
-          <w:szCs w:val="24"/>
-        </w:rPr>
-      </w:pPr>
-    </w:p>
-    <w:p>
-      <w:pPr>
-        <w:rPr>
-          <w:rFonts w:ascii="Arial" w:hAnsi="Arial" w:cs="Arial"/>
-          <w:szCs w:val="24"/>
-        </w:rPr>
-      </w:pPr>
-      <w:r>
-        <w:rPr>
-          <w:rFonts w:ascii="Arial" w:hAnsi="Arial" w:cs="Arial"/>
-          <w:szCs w:val="24"/>
-        </w:rPr>
-        <w:t xml:space="preserve">The Environment Agency has determined that </w:t>
-      </w:r>
-      <w:r>
-        <w:rPr>
-          <w:rFonts w:ascii="Arial" w:hAnsi="Arial" w:cs="Arial"/>
-          <w:szCs w:val="24"/>
-        </w:rPr>
-        <w:fldChar w:fldCharType="begin"/>
-      </w:r>
-      <w:r>
-        <w:rPr>
-          <w:rFonts w:ascii="Arial" w:hAnsi="Arial" w:cs="Arial"/>
-          <w:szCs w:val="24"/>
-        </w:rPr>
-        <w:instrText xml:space="preserve"> MERGEFIELD  ${account.name} </w:instrText>
-      </w:r>
-      <w:r>
-        <w:rPr>
-          <w:rFonts w:ascii="Arial" w:hAnsi="Arial" w:cs="Arial"/>
-          <w:szCs w:val="24"/>
-        </w:rPr>
-        <w:fldChar w:fldCharType="separate"/>
-      </w:r>
-      <w:r>
-        <w:rPr>
-          <w:rFonts w:ascii="Arial" w:hAnsi="Arial" w:cs="Arial"/>
-          <w:noProof/>
-          <w:szCs w:val="24"/>
-        </w:rPr>
-        <w:t>«${account.name}»</w:t>
-      </w:r>
-      <w:r>
-        <w:rPr>
-          <w:rFonts w:ascii="Arial" w:hAnsi="Arial" w:cs="Arial"/>
-          <w:szCs w:val="24"/>
-        </w:rPr>
-        <w:fldChar w:fldCharType="end"/>
-      </w:r>
-      <w:r>
-        <w:rPr>
-          <w:rFonts w:ascii="Arial" w:hAnsi="Arial" w:cs="Arial"/>
-          <w:szCs w:val="24"/>
-        </w:rPr>
-        <w:t xml:space="preserve">’s </w:t>
-      </w:r>
-      <w:r>
-        <w:rPr>
-          <w:rFonts w:ascii="Arial" w:hAnsi="Arial" w:cs="Arial"/>
-          <w:szCs w:val="24"/>
-        </w:rPr>
-        <w:t xml:space="preserve">maritime </w:t>
-      </w:r>
-      <w:r>
-        <w:rPr>
-          <w:rFonts w:ascii="Arial" w:hAnsi="Arial" w:cs="Arial"/>
-          <w:szCs w:val="24"/>
-        </w:rPr>
-        <w:t>emissions</w:t>
-      </w:r>
-      <w:r>
-        <w:rPr>
-          <w:rFonts w:ascii="Arial" w:hAnsi="Arial" w:cs="Arial"/>
-          <w:szCs w:val="24"/>
-        </w:rPr>
-        <w:t xml:space="preserve"> </w:t>
-      </w:r>
-      <w:r>
-        <w:rPr>
-          <w:rFonts w:ascii="Arial" w:hAnsi="Arial" w:cs="Arial"/>
-          <w:szCs w:val="24"/>
-        </w:rPr>
-        <w:t xml:space="preserve">for the </w:t>
-      </w:r>
-      <w:r>
-        <w:rPr>
-          <w:rFonts w:ascii="Arial" w:hAnsi="Arial" w:cs="Arial"/>
-          <w:szCs w:val="24"/>
-        </w:rPr>
-        <w:fldChar w:fldCharType="begin"/>
-      </w:r>
-      <w:r>
-        <w:rPr>
-          <w:rFonts w:ascii="Arial" w:hAnsi="Arial" w:cs="Arial"/>
-          <w:szCs w:val="24"/>
-        </w:rPr>
-        <w:instrText xml:space="preserve"> MERGEFIELD  ${params.reportingYear} </w:instrText>
-      </w:r>
-      <w:r>
-        <w:rPr>
-          <w:rFonts w:ascii="Arial" w:hAnsi="Arial" w:cs="Arial"/>
-          <w:szCs w:val="24"/>
-        </w:rPr>
-        <w:fldChar w:fldCharType="separate"/>
-      </w:r>
-      <w:r>
-        <w:rPr>
-          <w:rFonts w:ascii="Arial" w:hAnsi="Arial" w:cs="Arial"/>
-          <w:noProof/>
-          <w:szCs w:val="24"/>
-        </w:rPr>
-        <w:t>«${params.reportingYear}»</w:t>
-      </w:r>
-      <w:r>
-        <w:rPr>
-          <w:rFonts w:ascii="Arial" w:hAnsi="Arial" w:cs="Arial"/>
-          <w:szCs w:val="24"/>
-        </w:rPr>
-        <w:fldChar w:fldCharType="end"/>
-      </w:r>
-      <w:r>
-        <w:rPr>
-          <w:rFonts w:ascii="Arial" w:hAnsi="Arial" w:cs="Arial"/>
-          <w:szCs w:val="24"/>
-        </w:rPr>
-        <w:t xml:space="preserve"> Scheme Year are</w:t>
-      </w:r>
-      <w:r>
-        <w:rPr>
-          <w:rFonts w:ascii="Arial" w:hAnsi="Arial" w:cs="Arial"/>
-          <w:szCs w:val="24"/>
-        </w:rPr>
-        <w:t>:</w:t>
-      </w:r>
-    </w:p>
-    <w:p>
-      <w:pPr>
-        <w:rPr>
-          <w:rFonts w:ascii="Arial" w:hAnsi="Arial" w:cs="Arial"/>
-          <w:szCs w:val="24"/>
-        </w:rPr>
-      </w:pPr>
-    </w:p>
-    <w:p>
-      <w:pPr>
-        <w:rPr>
-          <w:rFonts w:ascii="Arial" w:hAnsi="Arial" w:cs="Arial"/>
-          <w:szCs w:val="24"/>
-          <w:lang w:val="fr-FR"/>
-        </w:rPr>
-      </w:pPr>
-      <w:r>
-        <w:rPr>
-          <w:rFonts w:ascii="Arial" w:hAnsi="Arial" w:cs="Arial"/>
-          <w:b/>
-          <w:noProof/>
-          <w:szCs w:val="24"/>
-          <w:lang w:val="fr-FR"/>
-        </w:rPr>
-        <w:t>Maritime emissions</w:t>
-      </w:r>
-      <w:r>
-        <w:rPr>
-          <w:rFonts w:ascii="Arial" w:hAnsi="Arial" w:cs="Arial"/>
-          <w:b/>
-          <w:noProof/>
-          <w:szCs w:val="24"/>
-          <w:lang w:val="fr-FR"/>
-        </w:rPr>
-        <w:t xml:space="preserve"> </w:t>
-      </w:r>
-      <w:r>
-        <w:rPr>
-          <w:rFonts w:ascii="Arial" w:hAnsi="Arial" w:cs="Arial"/>
-          <w:b/>
-          <w:noProof/>
-          <w:szCs w:val="24"/>
-        </w:rPr>
-        <w:fldChar w:fldCharType="begin"/>
-      </w:r>
-      <w:r>
-        <w:rPr>
-          <w:rFonts w:ascii="Arial" w:hAnsi="Arial" w:cs="Arial"/>
-          <w:b/>
-          <w:noProof/>
-          <w:szCs w:val="24"/>
-          <w:lang w:val="fr-FR"/>
-        </w:rPr>
-        <w:instrText xml:space="preserve"> MERGEFIELD  ${params.totalEmissions} </w:instrText>
-      </w:r>
-      <w:r>
-        <w:rPr>
-          <w:rFonts w:ascii="Arial" w:hAnsi="Arial" w:cs="Arial"/>
-          <w:b/>
-          <w:noProof/>
-          <w:szCs w:val="24"/>
-        </w:rPr>
-        <w:fldChar w:fldCharType="separate"/>
-      </w:r>
-      <w:r>
-        <w:rPr>
-          <w:rFonts w:ascii="Arial" w:hAnsi="Arial" w:cs="Arial"/>
-          <w:b/>
-          <w:noProof/>
-          <w:szCs w:val="24"/>
-          <w:lang w:val="fr-FR"/>
-        </w:rPr>
-        <w:t>«${params.totalEmissions}»</w:t>
-      </w:r>
-      <w:r>
-        <w:rPr>
-          <w:rFonts w:ascii="Arial" w:hAnsi="Arial" w:cs="Arial"/>
-          <w:b/>
-          <w:noProof/>
-          <w:szCs w:val="24"/>
-        </w:rPr>
-        <w:fldChar w:fldCharType="end"/>
-      </w:r>
-      <w:r>
-        <w:rPr>
-          <w:rFonts w:ascii="Arial" w:hAnsi="Arial" w:cs="Arial"/>
-          <w:szCs w:val="24"/>
-          <w:lang w:val="fr-FR"/>
-        </w:rPr>
-        <w:t xml:space="preserve"> </w:t>
-      </w:r>
-      <w:r>
-        <w:rPr>
-          <w:rFonts w:ascii="Arial" w:hAnsi="Arial" w:cs="Arial"/>
-          <w:b/>
-          <w:szCs w:val="24"/>
-          <w:lang w:val="fr-FR"/>
-        </w:rPr>
-        <w:t>tonnes CO</w:t>
-      </w:r>
-      <w:r>
-        <w:rPr>
-          <w:rFonts w:ascii="Arial" w:hAnsi="Arial" w:cs="Arial"/>
-          <w:b/>
-          <w:szCs w:val="24"/>
-          <w:vertAlign w:val="subscript"/>
-          <w:lang w:val="fr-FR"/>
-        </w:rPr>
-        <w:t>2</w:t>
-      </w:r>
-      <w:r>
-        <w:rPr>
-          <w:rFonts w:ascii="Arial" w:hAnsi="Arial" w:cs="Arial"/>
-          <w:b/>
-          <w:szCs w:val="24"/>
-          <w:lang w:val="fr-FR"/>
-        </w:rPr>
-        <w:t>.</w:t>
-      </w:r>
-    </w:p>
-    <w:p>
-      <w:pPr>
-        <w:rPr>
-          <w:rFonts w:ascii="Arial" w:hAnsi="Arial" w:cs="Arial"/>
-          <w:szCs w:val="24"/>
-          <w:lang w:val="fr-FR"/>
+          <w:snapToGrid/>
+          <w:szCs w:val="24"/>
+          <w:lang w:val="en-GB" w:eastAsia="en-GB"/>
         </w:rPr>
       </w:pPr>
     </w:p>
@@ -2903,146 +2433,13 @@
         <w:adjustRightInd w:val="0"/>
         <w:rPr>
           <w:rFonts w:ascii="Arial" w:hAnsi="Arial" w:cs="Arial"/>
-          <w:noProof/>
+          <w:b/>
+          <w:bCs/>
           <w:snapToGrid/>
           <w:szCs w:val="24"/>
           <w:lang w:val="en-GB" w:eastAsia="en-GB"/>
         </w:rPr>
       </w:pPr>
-      <w:r>
-        <w:rPr>
-          <w:rFonts w:ascii="Arial" w:hAnsi="Arial" w:cs="Arial"/>
-          <w:szCs w:val="24"/>
-        </w:rPr>
-        <w:t xml:space="preserve">The Environment Agency </w:t>
-      </w:r>
-      <w:r>
-        <w:rPr>
-          <w:rFonts w:ascii="Arial" w:hAnsi="Arial" w:cs="Arial"/>
-          <w:szCs w:val="24"/>
-        </w:rPr>
-        <w:t xml:space="preserve">has determined </w:t>
-      </w:r>
-      <w:r>
-        <w:rPr>
-          <w:rFonts w:ascii="Arial" w:hAnsi="Arial" w:cs="Arial"/>
-          <w:szCs w:val="24"/>
-        </w:rPr>
-        <w:fldChar w:fldCharType="begin"/>
-      </w:r>
-      <w:r>
-        <w:rPr>
-          <w:rFonts w:ascii="Arial" w:hAnsi="Arial" w:cs="Arial"/>
-          <w:szCs w:val="24"/>
-        </w:rPr>
-        <w:instrText xml:space="preserve"> MERGEFIELD  ${account.name} </w:instrText>
-      </w:r>
-      <w:r>
-        <w:rPr>
-          <w:rFonts w:ascii="Arial" w:hAnsi="Arial" w:cs="Arial"/>
-          <w:szCs w:val="24"/>
-        </w:rPr>
-        <w:fldChar w:fldCharType="separate"/>
-      </w:r>
-      <w:r>
-        <w:rPr>
-          <w:rFonts w:ascii="Arial" w:hAnsi="Arial" w:cs="Arial"/>
-          <w:noProof/>
-          <w:szCs w:val="24"/>
-        </w:rPr>
-        <w:t>«${account.name}»</w:t>
-      </w:r>
-      <w:r>
-        <w:rPr>
-          <w:rFonts w:ascii="Arial" w:hAnsi="Arial" w:cs="Arial"/>
-          <w:szCs w:val="24"/>
-        </w:rPr>
-        <w:fldChar w:fldCharType="end"/>
-      </w:r>
-      <w:r>
-        <w:rPr>
-          <w:rFonts w:ascii="Arial" w:hAnsi="Arial" w:cs="Arial"/>
-          <w:szCs w:val="24"/>
-        </w:rPr>
-        <w:t>’s maritime emissions</w:t>
-      </w:r>
-      <w:r>
-        <w:rPr>
-          <w:rFonts w:ascii="Arial" w:hAnsi="Arial" w:cs="Arial"/>
-          <w:szCs w:val="24"/>
-        </w:rPr>
-        <w:t xml:space="preserve"> </w:t>
-      </w:r>
-      <w:r>
-        <w:rPr>
-          <w:rFonts w:ascii="Arial" w:eastAsiaTheme="minorHAnsi" w:hAnsi="Arial" w:cs="Arial"/>
-          <w:snapToGrid/>
-          <w:color w:val="000000"/>
-          <w:szCs w:val="24"/>
-          <w:lang w:val="en-GB"/>
-        </w:rPr>
-        <w:t>in accordance with Article 45 of the Order</w:t>
-      </w:r>
-      <w:r>
-        <w:rPr>
-          <w:rFonts w:ascii="Arial" w:eastAsiaTheme="minorHAnsi" w:hAnsi="Arial" w:cs="Arial"/>
-          <w:snapToGrid/>
-          <w:color w:val="000000"/>
-          <w:szCs w:val="24"/>
-          <w:lang w:val="en-GB"/>
-        </w:rPr>
-        <w:t xml:space="preserve"> </w:t>
-      </w:r>
-      <w:r>
-        <w:rPr>
-          <w:rFonts w:ascii="Arial" w:hAnsi="Arial" w:cs="Arial"/>
-          <w:noProof/>
-          <w:snapToGrid/>
-          <w:szCs w:val="24"/>
-          <w:lang w:val="en-GB" w:eastAsia="en-GB"/>
-        </w:rPr>
-        <w:fldChar w:fldCharType="begin"/>
-      </w:r>
-      <w:r>
-        <w:rPr>
-          <w:rFonts w:ascii="Arial" w:hAnsi="Arial" w:cs="Arial"/>
-          <w:noProof/>
-          <w:snapToGrid/>
-          <w:szCs w:val="24"/>
-          <w:lang w:val="en-GB" w:eastAsia="en-GB"/>
-        </w:rPr>
-        <w:instrText xml:space="preserve"> MERGEFIELD  ${params.noticeText} </w:instrText>
-      </w:r>
-      <w:r>
-        <w:rPr>
-          <w:rFonts w:ascii="Arial" w:hAnsi="Arial" w:cs="Arial"/>
-          <w:noProof/>
-          <w:snapToGrid/>
-          <w:szCs w:val="24"/>
-          <w:lang w:val="en-GB" w:eastAsia="en-GB"/>
-        </w:rPr>
-        <w:fldChar w:fldCharType="separate"/>
-      </w:r>
-      <w:r>
-        <w:rPr>
-          <w:rFonts w:ascii="Arial" w:hAnsi="Arial" w:cs="Arial"/>
-          <w:noProof/>
-          <w:snapToGrid/>
-          <w:szCs w:val="24"/>
-          <w:lang w:val="en-GB" w:eastAsia="en-GB"/>
-        </w:rPr>
-        <w:t>«${params.noticeText}»</w:t>
-      </w:r>
-      <w:r>
-        <w:rPr>
-          <w:rFonts w:ascii="Arial" w:hAnsi="Arial" w:cs="Arial"/>
-          <w:noProof/>
-          <w:snapToGrid/>
-          <w:szCs w:val="24"/>
-          <w:lang w:val="en-GB" w:eastAsia="en-GB"/>
-        </w:rPr>
-        <w:fldChar w:fldCharType="end"/>
-      </w:r>
     </w:p>
     <w:p>
       <w:pPr>
@@ -3051,13 +2448,66 @@
         <w:autoSpaceDN w:val="0"/>
         <w:adjustRightInd w:val="0"/>
         <w:rPr>
-          <w:rFonts w:ascii="Arial" w:eastAsiaTheme="minorHAnsi" w:hAnsi="Arial" w:cs="Arial"/>
-          <w:snapToGrid/>
-          <w:color w:val="000000"/>
-          <w:szCs w:val="24"/>
-          <w:lang w:val="en-GB"/>
-        </w:rPr>
-      </w:pPr>
+          <w:rFonts w:ascii="Arial" w:hAnsi="Arial" w:cs="Arial"/>
+          <w:szCs w:val="24"/>
+        </w:rPr>
+      </w:pPr>
+      <w:r>
+        <w:rPr>
+          <w:rFonts w:ascii="Arial" w:hAnsi="Arial" w:cs="Arial"/>
+          <w:b/>
+          <w:bCs/>
+          <w:snapToGrid/>
+          <w:szCs w:val="24"/>
+          <w:lang w:eastAsia="en-GB"/>
+        </w:rPr>
+        <w:t>Maritime Operator</w:t>
+      </w:r>
+      <w:r>
+        <w:rPr>
+          <w:rFonts w:ascii="Arial" w:hAnsi="Arial" w:cs="Arial"/>
+          <w:snapToGrid/>
+          <w:szCs w:val="24"/>
+          <w:lang w:eastAsia="en-GB"/>
+        </w:rPr>
+        <w:t xml:space="preserve">: </w:t>
+      </w:r>
+      <w:r>
+        <w:rPr>
+          <w:rFonts w:ascii="Arial" w:hAnsi="Arial" w:cs="Arial"/>
+          <w:szCs w:val="24"/>
+        </w:rPr>
+        <w:fldChar w:fldCharType="begin"/>
+      </w:r>
+      <w:r>
+        <w:rPr>
+          <w:rFonts w:ascii="Arial" w:hAnsi="Arial" w:cs="Arial"/>
+          <w:szCs w:val="24"/>
+        </w:rPr>
+        <w:instrText xml:space="preserve"> MERGEFIELD  ${account.name} </w:instrText>
+      </w:r>
+      <w:r>
+        <w:rPr>
+          <w:rFonts w:ascii="Arial" w:hAnsi="Arial" w:cs="Arial"/>
+          <w:szCs w:val="24"/>
+        </w:rPr>
+        <w:fldChar w:fldCharType="separate"/>
+      </w:r>
+      <w:r>
+        <w:rPr>
+          <w:rFonts w:ascii="Arial" w:hAnsi="Arial" w:cs="Arial"/>
+          <w:noProof/>
+          <w:szCs w:val="24"/>
+        </w:rPr>
+        <w:t>«${account.name}»</w:t>
+      </w:r>
+      <w:r>
+        <w:rPr>
+          <w:rFonts w:ascii="Arial" w:hAnsi="Arial" w:cs="Arial"/>
+          <w:szCs w:val="24"/>
+        </w:rPr>
+        <w:fldChar w:fldCharType="end"/>
+      </w:r>
     </w:p>
     <w:p>
       <w:pPr>
@@ -3072,102 +2522,62 @@
       </w:pPr>
       <w:r>
         <w:rPr>
-          <w:rFonts w:ascii="Arial" w:eastAsiaTheme="minorHAnsi" w:hAnsi="Arial" w:cs="Arial"/>
-          <w:snapToGrid/>
-          <w:color w:val="000000"/>
-          <w:szCs w:val="24"/>
-          <w:lang w:val="en-GB"/>
-        </w:rPr>
-        <w:t>These</w:t>
-      </w:r>
-      <w:r>
-        <w:rPr>
-          <w:rFonts w:ascii="Arial" w:eastAsiaTheme="minorHAnsi" w:hAnsi="Arial" w:cs="Arial"/>
-          <w:snapToGrid/>
-          <w:color w:val="000000"/>
-          <w:szCs w:val="24"/>
-          <w:lang w:val="en-GB"/>
-        </w:rPr>
-        <w:t xml:space="preserve"> </w:t>
-      </w:r>
-      <w:r>
-        <w:rPr>
-          <w:rFonts w:ascii="Arial" w:eastAsiaTheme="minorHAnsi" w:hAnsi="Arial" w:cs="Arial"/>
-          <w:snapToGrid/>
-          <w:color w:val="000000"/>
-          <w:szCs w:val="24"/>
-          <w:lang w:val="en-GB"/>
-        </w:rPr>
-        <w:t xml:space="preserve">maritime </w:t>
-      </w:r>
-      <w:r>
-        <w:rPr>
-          <w:rFonts w:ascii="Arial" w:eastAsiaTheme="minorHAnsi" w:hAnsi="Arial" w:cs="Arial"/>
-          <w:snapToGrid/>
-          <w:color w:val="000000"/>
-          <w:szCs w:val="24"/>
-          <w:lang w:val="en-GB"/>
-        </w:rPr>
-        <w:t xml:space="preserve">emissions have been determined using </w:t>
-      </w:r>
-      <w:r>
-        <w:rPr>
-          <w:rFonts w:ascii="Arial" w:eastAsiaTheme="minorHAnsi" w:hAnsi="Arial" w:cs="Arial"/>
-          <w:snapToGrid/>
-          <w:color w:val="000000"/>
-          <w:szCs w:val="24"/>
-          <w:lang w:val="en-GB"/>
-        </w:rPr>
-        <w:t xml:space="preserve"> </w:t>
-      </w:r>
-      <w:r>
-        <w:rPr>
-          <w:rFonts w:ascii="Arial" w:eastAsiaTheme="minorHAnsi" w:hAnsi="Arial" w:cs="Arial"/>
-          <w:snapToGrid/>
-          <w:color w:val="000000"/>
-          <w:szCs w:val="24"/>
-          <w:lang w:val="en-GB"/>
+          <w:rFonts w:ascii="Arial" w:hAnsi="Arial" w:cs="Arial"/>
+          <w:b/>
+          <w:bCs/>
+          <w:szCs w:val="24"/>
+        </w:rPr>
+        <w:t xml:space="preserve">IMO </w:t>
+      </w:r>
+      <w:r>
+        <w:rPr>
+          <w:rFonts w:ascii="Arial" w:hAnsi="Arial" w:cs="Arial"/>
+          <w:b/>
+          <w:bCs/>
+          <w:szCs w:val="24"/>
+        </w:rPr>
+        <w:t>Unique Company and Registered Owner Identification Number</w:t>
+      </w:r>
+      <w:r>
+        <w:rPr>
+          <w:rFonts w:ascii="Arial" w:hAnsi="Arial" w:cs="Arial"/>
+          <w:szCs w:val="24"/>
+        </w:rPr>
+        <w:t xml:space="preserve">: </w:t>
+      </w:r>
+      <w:r>
+        <w:rPr>
+          <w:rFonts w:ascii="Arial" w:hAnsi="Arial" w:cs="Arial"/>
+          <w:szCs w:val="24"/>
         </w:rPr>
         <w:fldChar w:fldCharType="begin"/>
       </w:r>
       <w:r>
         <w:rPr>
-          <w:rFonts w:ascii="Arial" w:eastAsiaTheme="minorHAnsi" w:hAnsi="Arial" w:cs="Arial"/>
-          <w:snapToGrid/>
-          <w:color w:val="000000"/>
-          <w:szCs w:val="24"/>
-          <w:lang w:val="en-GB"/>
-        </w:rPr>
-        <w:instrText xml:space="preserve"> MERGEFIELD  ${params.emissionsCalculationApproachDescription} </w:instrText>
-      </w:r>
-      <w:r>
-        <w:rPr>
-          <w:rFonts w:ascii="Arial" w:eastAsiaTheme="minorHAnsi" w:hAnsi="Arial" w:cs="Arial"/>
-          <w:snapToGrid/>
-          <w:color w:val="000000"/>
-          <w:szCs w:val="24"/>
-          <w:lang w:val="en-GB"/>
+          <w:rFonts w:ascii="Arial" w:hAnsi="Arial" w:cs="Arial"/>
+          <w:szCs w:val="24"/>
+        </w:rPr>
+        <w:instrText xml:space="preserve"> MERGEFIELD  ${account.imoNumber} </w:instrText>
+      </w:r>
+      <w:r>
+        <w:rPr>
+          <w:rFonts w:ascii="Arial" w:hAnsi="Arial" w:cs="Arial"/>
+          <w:szCs w:val="24"/>
         </w:rPr>
         <w:fldChar w:fldCharType="separate"/>
       </w:r>
       <w:r>
         <w:rPr>
-          <w:rFonts w:ascii="Arial" w:eastAsiaTheme="minorHAnsi" w:hAnsi="Arial" w:cs="Arial"/>
+          <w:rFonts w:ascii="Arial" w:hAnsi="Arial" w:cs="Arial"/>
           <w:noProof/>
-          <w:snapToGrid/>
-          <w:color w:val="000000"/>
-          <w:szCs w:val="24"/>
-          <w:lang w:val="en-GB"/>
-        </w:rPr>
-        <w:t>«${params.emissionsCalculationApproachDes»</w:t>
-      </w:r>
-      <w:r>
-        <w:rPr>
-          <w:rFonts w:ascii="Arial" w:eastAsiaTheme="minorHAnsi" w:hAnsi="Arial" w:cs="Arial"/>
-          <w:snapToGrid/>
-          <w:color w:val="000000"/>
-          <w:szCs w:val="24"/>
-          <w:lang w:val="en-GB"/>
+          <w:szCs w:val="24"/>
+        </w:rPr>
+        <w:t>«${account.imoNumber}»</w:t>
+      </w:r>
+      <w:r>
+        <w:rPr>
+          <w:rFonts w:ascii="Arial" w:hAnsi="Arial" w:cs="Arial"/>
+          <w:szCs w:val="24"/>
         </w:rPr>
         <w:fldChar w:fldCharType="end"/>
       </w:r>
@@ -3181,7 +2591,271 @@
         <w:rPr>
           <w:rFonts w:ascii="Arial" w:hAnsi="Arial" w:cs="Arial"/>
           <w:szCs w:val="24"/>
-          <w:lang w:eastAsia="en-GB"/>
+        </w:rPr>
+      </w:pPr>
+    </w:p>
+    <w:p>
+      <w:pPr>
+        <w:rPr>
+          <w:rFonts w:ascii="Arial" w:hAnsi="Arial" w:cs="Arial"/>
+          <w:szCs w:val="24"/>
+        </w:rPr>
+      </w:pPr>
+      <w:r>
+        <w:rPr>
+          <w:rFonts w:ascii="Arial" w:hAnsi="Arial" w:cs="Arial"/>
+          <w:szCs w:val="24"/>
+        </w:rPr>
+        <w:t xml:space="preserve">The Environment Agency has determined that </w:t>
+      </w:r>
+      <w:r>
+        <w:rPr>
+          <w:rFonts w:ascii="Arial" w:hAnsi="Arial" w:cs="Arial"/>
+          <w:szCs w:val="24"/>
+        </w:rPr>
+        <w:fldChar w:fldCharType="begin"/>
+      </w:r>
+      <w:r>
+        <w:rPr>
+          <w:rFonts w:ascii="Arial" w:hAnsi="Arial" w:cs="Arial"/>
+          <w:szCs w:val="24"/>
+        </w:rPr>
+        <w:instrText xml:space="preserve"> MERGEFIELD  ${account.name} </w:instrText>
+      </w:r>
+      <w:r>
+        <w:rPr>
+          <w:rFonts w:ascii="Arial" w:hAnsi="Arial" w:cs="Arial"/>
+          <w:szCs w:val="24"/>
+        </w:rPr>
+        <w:fldChar w:fldCharType="separate"/>
+      </w:r>
+      <w:r>
+        <w:rPr>
+          <w:rFonts w:ascii="Arial" w:hAnsi="Arial" w:cs="Arial"/>
+          <w:noProof/>
+          <w:szCs w:val="24"/>
+        </w:rPr>
+        <w:t>«${account.name}»</w:t>
+      </w:r>
+      <w:r>
+        <w:rPr>
+          <w:rFonts w:ascii="Arial" w:hAnsi="Arial" w:cs="Arial"/>
+          <w:szCs w:val="24"/>
+        </w:rPr>
+        <w:fldChar w:fldCharType="end"/>
+      </w:r>
+      <w:r>
+        <w:rPr>
+          <w:rFonts w:ascii="Arial" w:hAnsi="Arial" w:cs="Arial"/>
+          <w:szCs w:val="24"/>
+        </w:rPr>
+        <w:t xml:space="preserve">’s </w:t>
+      </w:r>
+      <w:r>
+        <w:rPr>
+          <w:rFonts w:ascii="Arial" w:hAnsi="Arial" w:cs="Arial"/>
+          <w:szCs w:val="24"/>
+        </w:rPr>
+        <w:t xml:space="preserve">maritime </w:t>
+      </w:r>
+      <w:r>
+        <w:rPr>
+          <w:rFonts w:ascii="Arial" w:hAnsi="Arial" w:cs="Arial"/>
+          <w:szCs w:val="24"/>
+        </w:rPr>
+        <w:t>emissions</w:t>
+      </w:r>
+      <w:r>
+        <w:rPr>
+          <w:rFonts w:ascii="Arial" w:hAnsi="Arial" w:cs="Arial"/>
+          <w:szCs w:val="24"/>
+        </w:rPr>
+        <w:t xml:space="preserve"> </w:t>
+      </w:r>
+      <w:r>
+        <w:rPr>
+          <w:rFonts w:ascii="Arial" w:hAnsi="Arial" w:cs="Arial"/>
+          <w:szCs w:val="24"/>
+        </w:rPr>
+        <w:t xml:space="preserve">for the </w:t>
+      </w:r>
+      <w:r>
+        <w:rPr>
+          <w:rFonts w:ascii="Arial" w:hAnsi="Arial" w:cs="Arial"/>
+          <w:szCs w:val="24"/>
+        </w:rPr>
+        <w:fldChar w:fldCharType="begin"/>
+      </w:r>
+      <w:r>
+        <w:rPr>
+          <w:rFonts w:ascii="Arial" w:hAnsi="Arial" w:cs="Arial"/>
+          <w:szCs w:val="24"/>
+        </w:rPr>
+        <w:instrText xml:space="preserve"> MERGEFIELD  ${params.reportingYear} </w:instrText>
+      </w:r>
+      <w:r>
+        <w:rPr>
+          <w:rFonts w:ascii="Arial" w:hAnsi="Arial" w:cs="Arial"/>
+          <w:szCs w:val="24"/>
+        </w:rPr>
+        <w:fldChar w:fldCharType="separate"/>
+      </w:r>
+      <w:r>
+        <w:rPr>
+          <w:rFonts w:ascii="Arial" w:hAnsi="Arial" w:cs="Arial"/>
+          <w:noProof/>
+          <w:szCs w:val="24"/>
+        </w:rPr>
+        <w:t>«${params.reportingYear}»</w:t>
+      </w:r>
+      <w:r>
+        <w:rPr>
+          <w:rFonts w:ascii="Arial" w:hAnsi="Arial" w:cs="Arial"/>
+          <w:szCs w:val="24"/>
+        </w:rPr>
+        <w:fldChar w:fldCharType="end"/>
+      </w:r>
+      <w:r>
+        <w:rPr>
+          <w:rFonts w:ascii="Arial" w:hAnsi="Arial" w:cs="Arial"/>
+          <w:szCs w:val="24"/>
+        </w:rPr>
+        <w:t xml:space="preserve"> Scheme Year are</w:t>
+      </w:r>
+      <w:r>
+        <w:rPr>
+          <w:rFonts w:ascii="Arial" w:hAnsi="Arial" w:cs="Arial"/>
+          <w:szCs w:val="24"/>
+        </w:rPr>
+        <w:t>:</w:t>
+      </w:r>
+    </w:p>
+    <w:p>
+      <w:pPr>
+        <w:rPr>
+          <w:rFonts w:ascii="Arial" w:hAnsi="Arial" w:cs="Arial"/>
+          <w:szCs w:val="24"/>
+        </w:rPr>
+      </w:pPr>
+    </w:p>
+    <w:p>
+      <w:pPr>
+        <w:rPr>
+          <w:rFonts w:ascii="Arial" w:hAnsi="Arial" w:cs="Arial"/>
+          <w:szCs w:val="24"/>
+          <w:lang w:val="fr-FR"/>
+        </w:rPr>
+      </w:pPr>
+      <w:r>
+        <w:rPr>
+          <w:rFonts w:ascii="Arial" w:hAnsi="Arial" w:cs="Arial"/>
+          <w:b/>
+          <w:noProof/>
+          <w:szCs w:val="24"/>
+          <w:lang w:val="fr-FR"/>
+        </w:rPr>
+        <w:t>Maritime emissions</w:t>
+      </w:r>
+      <w:r>
+        <w:rPr>
+          <w:rFonts w:ascii="Arial" w:hAnsi="Arial" w:cs="Arial"/>
+          <w:b/>
+          <w:noProof/>
+          <w:szCs w:val="24"/>
+          <w:lang w:val="fr-FR"/>
+        </w:rPr>
+        <w:t xml:space="preserve"> </w:t>
+      </w:r>
+      <w:r>
+        <w:rPr>
+          <w:rFonts w:ascii="Arial" w:hAnsi="Arial" w:cs="Arial"/>
+          <w:b/>
+          <w:noProof/>
+          <w:szCs w:val="24"/>
+        </w:rPr>
+        <w:fldChar w:fldCharType="begin"/>
+      </w:r>
+      <w:r>
+        <w:rPr>
+          <w:rFonts w:ascii="Arial" w:hAnsi="Arial" w:cs="Arial"/>
+          <w:b/>
+          <w:noProof/>
+          <w:szCs w:val="24"/>
+          <w:lang w:val="fr-FR"/>
+        </w:rPr>
+        <w:instrText xml:space="preserve"> MERGEFIELD  ${params.totalEmissions} </w:instrText>
+      </w:r>
+      <w:r>
+        <w:rPr>
+          <w:rFonts w:ascii="Arial" w:hAnsi="Arial" w:cs="Arial"/>
+          <w:b/>
+          <w:noProof/>
+          <w:szCs w:val="24"/>
+        </w:rPr>
+        <w:fldChar w:fldCharType="separate"/>
+      </w:r>
+      <w:r>
+        <w:rPr>
+          <w:rFonts w:ascii="Arial" w:hAnsi="Arial" w:cs="Arial"/>
+          <w:b/>
+          <w:noProof/>
+          <w:szCs w:val="24"/>
+          <w:lang w:val="fr-FR"/>
+        </w:rPr>
+        <w:t>«${params.totalEmissions}»</w:t>
+      </w:r>
+      <w:r>
+        <w:rPr>
+          <w:rFonts w:ascii="Arial" w:hAnsi="Arial" w:cs="Arial"/>
+          <w:b/>
+          <w:noProof/>
+          <w:szCs w:val="24"/>
+        </w:rPr>
+        <w:fldChar w:fldCharType="end"/>
+      </w:r>
+      <w:r>
+        <w:rPr>
+          <w:rFonts w:ascii="Arial" w:hAnsi="Arial" w:cs="Arial"/>
+          <w:szCs w:val="24"/>
+          <w:lang w:val="fr-FR"/>
+        </w:rPr>
+        <w:t xml:space="preserve"> </w:t>
+      </w:r>
+      <w:r>
+        <w:rPr>
+          <w:rFonts w:ascii="Arial" w:hAnsi="Arial" w:cs="Arial"/>
+          <w:b/>
+          <w:szCs w:val="24"/>
+          <w:lang w:val="fr-FR"/>
+        </w:rPr>
+        <w:t>tonnes CO</w:t>
+      </w:r>
+      <w:r>
+        <w:rPr>
+          <w:rFonts w:ascii="Arial" w:hAnsi="Arial" w:cs="Arial"/>
+          <w:b/>
+          <w:szCs w:val="24"/>
+          <w:vertAlign w:val="subscript"/>
+          <w:lang w:val="fr-FR"/>
+        </w:rPr>
+        <w:t>2</w:t>
+      </w:r>
+      <w:r>
+        <w:rPr>
+          <w:rFonts w:ascii="Arial" w:hAnsi="Arial" w:cs="Arial"/>
+          <w:b/>
+          <w:szCs w:val="24"/>
+          <w:lang w:val="fr-FR"/>
+        </w:rPr>
+        <w:t>.</w:t>
+      </w:r>
+    </w:p>
+    <w:p>
+      <w:pPr>
+        <w:rPr>
+          <w:rFonts w:ascii="Arial" w:hAnsi="Arial" w:cs="Arial"/>
+          <w:szCs w:val="24"/>
+          <w:lang w:val="fr-FR"/>
         </w:rPr>
       </w:pPr>
     </w:p>
@@ -3193,9 +2867,26 @@
         <w:adjustRightInd w:val="0"/>
         <w:rPr>
           <w:rFonts w:ascii="Arial" w:hAnsi="Arial" w:cs="Arial"/>
-          <w:szCs w:val="24"/>
-        </w:rPr>
-      </w:pPr>
+          <w:noProof/>
+          <w:snapToGrid/>
+          <w:szCs w:val="24"/>
+          <w:lang w:val="en-GB" w:eastAsia="en-GB"/>
+        </w:rPr>
+      </w:pPr>
+      <w:r>
+        <w:rPr>
+          <w:rFonts w:ascii="Arial" w:hAnsi="Arial" w:cs="Arial"/>
+          <w:szCs w:val="24"/>
+        </w:rPr>
+        <w:t xml:space="preserve">The Environment Agency </w:t>
+      </w:r>
+      <w:r>
+        <w:rPr>
+          <w:rFonts w:ascii="Arial" w:hAnsi="Arial" w:cs="Arial"/>
+          <w:szCs w:val="24"/>
+        </w:rPr>
+        <w:t xml:space="preserve">has determined </w:t>
+      </w:r>
       <w:r>
         <w:rPr>
           <w:rFonts w:ascii="Arial" w:hAnsi="Arial" w:cs="Arial"/>
@@ -3237,14 +2928,287 @@
           <w:rFonts w:ascii="Arial" w:hAnsi="Arial" w:cs="Arial"/>
           <w:szCs w:val="24"/>
         </w:rPr>
+        <w:t>’s maritime emissions</w:t>
+      </w:r>
+      <w:r>
+        <w:rPr>
+          <w:rFonts w:ascii="Arial" w:hAnsi="Arial" w:cs="Arial"/>
+          <w:szCs w:val="24"/>
+        </w:rPr>
         <w:t xml:space="preserve"> </w:t>
       </w:r>
       <w:r>
         <w:rPr>
+          <w:rFonts w:ascii="Arial" w:eastAsiaTheme="minorHAnsi" w:hAnsi="Arial" w:cs="Arial"/>
+          <w:snapToGrid/>
+          <w:color w:val="000000"/>
+          <w:szCs w:val="24"/>
+          <w:lang w:val="en-GB"/>
+        </w:rPr>
+        <w:t>in accordance with Article 45 of the Order</w:t>
+      </w:r>
+      <w:r>
+        <w:rPr>
+          <w:rFonts w:ascii="Arial" w:eastAsiaTheme="minorHAnsi" w:hAnsi="Arial" w:cs="Arial"/>
+          <w:snapToGrid/>
+          <w:color w:val="000000"/>
+          <w:szCs w:val="24"/>
+          <w:lang w:val="en-GB"/>
+        </w:rPr>
+        <w:t xml:space="preserve"> </w:t>
+      </w:r>
+      <w:r>
+        <w:rPr>
+          <w:rFonts w:ascii="Arial" w:hAnsi="Arial" w:cs="Arial"/>
+          <w:noProof/>
+          <w:snapToGrid/>
+          <w:szCs w:val="24"/>
+          <w:lang w:val="en-GB" w:eastAsia="en-GB"/>
+        </w:rPr>
+        <w:fldChar w:fldCharType="begin"/>
+      </w:r>
+      <w:r>
+        <w:rPr>
+          <w:rFonts w:ascii="Arial" w:hAnsi="Arial" w:cs="Arial"/>
+          <w:noProof/>
+          <w:snapToGrid/>
+          <w:szCs w:val="24"/>
+          <w:lang w:val="en-GB" w:eastAsia="en-GB"/>
+        </w:rPr>
+        <w:instrText xml:space="preserve"> MERGEFIELD  ${params.noticeText} </w:instrText>
+      </w:r>
+      <w:r>
+        <w:rPr>
+          <w:rFonts w:ascii="Arial" w:hAnsi="Arial" w:cs="Arial"/>
+          <w:noProof/>
+          <w:snapToGrid/>
+          <w:szCs w:val="24"/>
+          <w:lang w:val="en-GB" w:eastAsia="en-GB"/>
+        </w:rPr>
+        <w:fldChar w:fldCharType="separate"/>
+      </w:r>
+      <w:r>
+        <w:rPr>
+          <w:rFonts w:ascii="Arial" w:hAnsi="Arial" w:cs="Arial"/>
+          <w:noProof/>
+          <w:snapToGrid/>
+          <w:szCs w:val="24"/>
+          <w:lang w:val="en-GB" w:eastAsia="en-GB"/>
+        </w:rPr>
+        <w:t>«${params.noticeText}»</w:t>
+      </w:r>
+      <w:r>
+        <w:rPr>
+          <w:rFonts w:ascii="Arial" w:hAnsi="Arial" w:cs="Arial"/>
+          <w:noProof/>
+          <w:snapToGrid/>
+          <w:szCs w:val="24"/>
+          <w:lang w:val="en-GB" w:eastAsia="en-GB"/>
+        </w:rPr>
+        <w:fldChar w:fldCharType="end"/>
+      </w:r>
+    </w:p>
+    <w:p>
+      <w:pPr>
+        <w:widowControl/>
+        <w:autoSpaceDE w:val="0"/>
+        <w:autoSpaceDN w:val="0"/>
+        <w:adjustRightInd w:val="0"/>
+        <w:rPr>
+          <w:rFonts w:ascii="Arial" w:eastAsiaTheme="minorHAnsi" w:hAnsi="Arial" w:cs="Arial"/>
+          <w:snapToGrid/>
+          <w:color w:val="000000"/>
+          <w:szCs w:val="24"/>
+          <w:lang w:val="en-GB"/>
+        </w:rPr>
+      </w:pPr>
+    </w:p>
+    <w:p>
+      <w:pPr>
+        <w:widowControl/>
+        <w:autoSpaceDE w:val="0"/>
+        <w:autoSpaceDN w:val="0"/>
+        <w:adjustRightInd w:val="0"/>
+        <w:rPr>
+          <w:rFonts w:ascii="Arial" w:hAnsi="Arial" w:cs="Arial"/>
+          <w:szCs w:val="24"/>
+        </w:rPr>
+      </w:pPr>
+      <w:r>
+        <w:rPr>
+          <w:rFonts w:ascii="Arial" w:eastAsiaTheme="minorHAnsi" w:hAnsi="Arial" w:cs="Arial"/>
+          <w:snapToGrid/>
+          <w:color w:val="000000"/>
+          <w:szCs w:val="24"/>
+          <w:lang w:val="en-GB"/>
+        </w:rPr>
+        <w:t>These</w:t>
+      </w:r>
+      <w:r>
+        <w:rPr>
+          <w:rFonts w:ascii="Arial" w:eastAsiaTheme="minorHAnsi" w:hAnsi="Arial" w:cs="Arial"/>
+          <w:snapToGrid/>
+          <w:color w:val="000000"/>
+          <w:szCs w:val="24"/>
+          <w:lang w:val="en-GB"/>
+        </w:rPr>
+        <w:t xml:space="preserve"> </w:t>
+      </w:r>
+      <w:r>
+        <w:rPr>
+          <w:rFonts w:ascii="Arial" w:eastAsiaTheme="minorHAnsi" w:hAnsi="Arial" w:cs="Arial"/>
+          <w:snapToGrid/>
+          <w:color w:val="000000"/>
+          <w:szCs w:val="24"/>
+          <w:lang w:val="en-GB"/>
+        </w:rPr>
+        <w:t xml:space="preserve">maritime </w:t>
+      </w:r>
+      <w:r>
+        <w:rPr>
+          <w:rFonts w:ascii="Arial" w:eastAsiaTheme="minorHAnsi" w:hAnsi="Arial" w:cs="Arial"/>
+          <w:snapToGrid/>
+          <w:color w:val="000000"/>
+          <w:szCs w:val="24"/>
+          <w:lang w:val="en-GB"/>
+        </w:rPr>
+        <w:t xml:space="preserve">emissions have been determined using </w:t>
+      </w:r>
+      <w:r>
+        <w:rPr>
+          <w:rFonts w:ascii="Arial" w:eastAsiaTheme="minorHAnsi" w:hAnsi="Arial" w:cs="Arial"/>
+          <w:snapToGrid/>
+          <w:color w:val="000000"/>
+          <w:szCs w:val="24"/>
+          <w:lang w:val="en-GB"/>
+        </w:rPr>
+        <w:t xml:space="preserve"> </w:t>
+      </w:r>
+      <w:r>
+        <w:rPr>
+          <w:rFonts w:ascii="Arial" w:eastAsiaTheme="minorHAnsi" w:hAnsi="Arial" w:cs="Arial"/>
+          <w:snapToGrid/>
+          <w:color w:val="000000"/>
+          <w:szCs w:val="24"/>
+          <w:lang w:val="en-GB"/>
+        </w:rPr>
+        <w:fldChar w:fldCharType="begin"/>
+      </w:r>
+      <w:r>
+        <w:rPr>
+          <w:rFonts w:ascii="Arial" w:eastAsiaTheme="minorHAnsi" w:hAnsi="Arial" w:cs="Arial"/>
+          <w:snapToGrid/>
+          <w:color w:val="000000"/>
+          <w:szCs w:val="24"/>
+          <w:lang w:val="en-GB"/>
+        </w:rPr>
+        <w:instrText xml:space="preserve"> MERGEFIELD  ${params.emissionsCalculationApproachDescription} </w:instrText>
+      </w:r>
+      <w:r>
+        <w:rPr>
+          <w:rFonts w:ascii="Arial" w:eastAsiaTheme="minorHAnsi" w:hAnsi="Arial" w:cs="Arial"/>
+          <w:snapToGrid/>
+          <w:color w:val="000000"/>
+          <w:szCs w:val="24"/>
+          <w:lang w:val="en-GB"/>
+        </w:rPr>
+        <w:fldChar w:fldCharType="separate"/>
+      </w:r>
+      <w:r>
+        <w:rPr>
+          <w:rFonts w:ascii="Arial" w:eastAsiaTheme="minorHAnsi" w:hAnsi="Arial" w:cs="Arial"/>
+          <w:noProof/>
+          <w:snapToGrid/>
+          <w:color w:val="000000"/>
+          <w:szCs w:val="24"/>
+          <w:lang w:val="en-GB"/>
+        </w:rPr>
+        <w:t>«${params.emissionsCalculationApproachDes»</w:t>
+      </w:r>
+      <w:r>
+        <w:rPr>
+          <w:rFonts w:ascii="Arial" w:eastAsiaTheme="minorHAnsi" w:hAnsi="Arial" w:cs="Arial"/>
+          <w:snapToGrid/>
+          <w:color w:val="000000"/>
+          <w:szCs w:val="24"/>
+          <w:lang w:val="en-GB"/>
+        </w:rPr>
+        <w:fldChar w:fldCharType="end"/>
+      </w:r>
+    </w:p>
+    <w:p>
+      <w:pPr>
+        <w:widowControl/>
+        <w:autoSpaceDE w:val="0"/>
+        <w:autoSpaceDN w:val="0"/>
+        <w:adjustRightInd w:val="0"/>
+        <w:rPr>
           <w:rFonts w:ascii="Arial" w:hAnsi="Arial" w:cs="Arial"/>
           <w:szCs w:val="24"/>
           <w:lang w:eastAsia="en-GB"/>
         </w:rPr>
+      </w:pPr>
+    </w:p>
+    <w:p>
+      <w:pPr>
+        <w:widowControl/>
+        <w:autoSpaceDE w:val="0"/>
+        <w:autoSpaceDN w:val="0"/>
+        <w:adjustRightInd w:val="0"/>
+        <w:rPr>
+          <w:rFonts w:ascii="Arial" w:hAnsi="Arial" w:cs="Arial"/>
+          <w:szCs w:val="24"/>
+        </w:rPr>
+      </w:pPr>
+      <w:r>
+        <w:rPr>
+          <w:rFonts w:ascii="Arial" w:hAnsi="Arial" w:cs="Arial"/>
+          <w:szCs w:val="24"/>
+        </w:rPr>
+        <w:fldChar w:fldCharType="begin"/>
+      </w:r>
+      <w:r>
+        <w:rPr>
+          <w:rFonts w:ascii="Arial" w:hAnsi="Arial" w:cs="Arial"/>
+          <w:szCs w:val="24"/>
+        </w:rPr>
+        <w:instrText xml:space="preserve"> MERGEFIELD  ${account.name} </w:instrText>
+      </w:r>
+      <w:r>
+        <w:rPr>
+          <w:rFonts w:ascii="Arial" w:hAnsi="Arial" w:cs="Arial"/>
+          <w:szCs w:val="24"/>
+        </w:rPr>
+        <w:fldChar w:fldCharType="separate"/>
+      </w:r>
+      <w:r>
+        <w:rPr>
+          <w:rFonts w:ascii="Arial" w:hAnsi="Arial" w:cs="Arial"/>
+          <w:noProof/>
+          <w:szCs w:val="24"/>
+        </w:rPr>
+        <w:t>«${account.name}»</w:t>
+      </w:r>
+      <w:r>
+        <w:rPr>
+          <w:rFonts w:ascii="Arial" w:hAnsi="Arial" w:cs="Arial"/>
+          <w:szCs w:val="24"/>
+        </w:rPr>
+        <w:fldChar w:fldCharType="end"/>
+      </w:r>
+      <w:r>
+        <w:rPr>
+          <w:rFonts w:ascii="Arial" w:hAnsi="Arial" w:cs="Arial"/>
+          <w:szCs w:val="24"/>
+        </w:rPr>
+        <w:t xml:space="preserve"> </w:t>
+      </w:r>
+      <w:r>
+        <w:rPr>
+          <w:rFonts w:ascii="Arial" w:hAnsi="Arial" w:cs="Arial"/>
+          <w:szCs w:val="24"/>
+          <w:lang w:eastAsia="en-GB"/>
+        </w:rPr>
         <w:t>ha</w:t>
       </w:r>
       <w:r>
@@ -3283,7 +3247,23 @@
           <w:rFonts w:ascii="Arial" w:hAnsi="Arial" w:cs="Arial"/>
           <w:szCs w:val="24"/>
         </w:rPr>
-        <w:t>(b)(i)</w:t>
+        <w:t>(b)(</w:t>
+      </w:r>
+      <w:proofErr w:type="spellStart"/>
+      <w:r>
+        <w:rPr>
+          <w:rFonts w:ascii="Arial" w:hAnsi="Arial" w:cs="Arial"/>
+          <w:szCs w:val="24"/>
+        </w:rPr>
+        <w:t>i</w:t>
+      </w:r>
+      <w:proofErr w:type="spellEnd"/>
+      <w:r>
+        <w:rPr>
+          <w:rFonts w:ascii="Arial" w:hAnsi="Arial" w:cs="Arial"/>
+          <w:szCs w:val="24"/>
+        </w:rPr>
+        <w:t>)</w:t>
       </w:r>
       <w:r>
         <w:rPr>
@@ -3723,6 +3703,7 @@
     </w:p>
     <w:p>
       <w:pPr>
+        <w:pageBreakBefore/>
         <w:widowControl/>
         <w:spacing w:after="200" w:line="276" w:lineRule="auto"/>
         <w:rPr>
@@ -3736,50 +3717,10 @@
       <w:r>
         <w:rPr>
           <w:rFonts w:ascii="Arial" w:hAnsi="Arial" w:cs="Arial"/>
-          <w:noProof/>
-          <w:snapToGrid/>
-          <w:szCs w:val="24"/>
-          <w:lang w:val="en-GB" w:eastAsia="en-GB"/>
-        </w:rPr>
-        <w:br w:type="page"/>
-      </w:r>
-    </w:p>
-    <w:p>
-      <w:pPr>
-        <w:widowControl/>
-        <w:spacing w:after="200" w:line="276" w:lineRule="auto"/>
-        <w:rPr>
-          <w:rFonts w:ascii="Arial" w:hAnsi="Arial" w:cs="Arial"/>
-          <w:noProof/>
-          <w:snapToGrid/>
-          <w:sz w:val="20"/>
-          <w:lang w:val="en-GB" w:eastAsia="en-GB"/>
-        </w:rPr>
-      </w:pPr>
-    </w:p>
-    <w:p>
-      <w:pPr>
-        <w:widowControl/>
-        <w:tabs>
-          <w:tab w:val="left" w:pos="5550"/>
-        </w:tabs>
-        <w:spacing w:after="200" w:line="276" w:lineRule="auto"/>
-        <w:rPr>
-          <w:rFonts w:ascii="Arial" w:eastAsiaTheme="minorHAnsi" w:hAnsi="Arial" w:cs="Arial"/>
           <w:b/>
-          <w:bCs/>
-          <w:snapToGrid/>
-          <w:color w:val="000000"/>
-          <w:szCs w:val="24"/>
-          <w:lang w:val="en-GB"/>
-        </w:rPr>
-      </w:pPr>
-      <w:r>
-        <w:rPr>
-          <w:rFonts w:ascii="Arial" w:hAnsi="Arial" w:cs="Arial"/>
-          <w:b/>
-          <w:szCs w:val="24"/>
-        </w:rPr>
+          <w:szCs w:val="24"/>
+        </w:rPr>
+        <w:lastRenderedPageBreak/>
         <w:t>E</w:t>
       </w:r>
       <w:r>
@@ -4342,7 +4283,23 @@
           <w:rFonts w:ascii="Arial" w:hAnsi="Arial" w:cs="Arial"/>
           <w:szCs w:val="24"/>
         </w:rPr>
-        <w:t>(i)</w:t>
+        <w:t>(</w:t>
+      </w:r>
+      <w:proofErr w:type="spellStart"/>
+      <w:r>
+        <w:rPr>
+          <w:rFonts w:ascii="Arial" w:hAnsi="Arial" w:cs="Arial"/>
+          <w:szCs w:val="24"/>
+        </w:rPr>
+        <w:t>i</w:t>
+      </w:r>
+      <w:proofErr w:type="spellEnd"/>
+      <w:r>
+        <w:rPr>
+          <w:rFonts w:ascii="Arial" w:hAnsi="Arial" w:cs="Arial"/>
+          <w:szCs w:val="24"/>
+        </w:rPr>
+        <w:t>)</w:t>
       </w:r>
       <w:r>
         <w:rPr>
@@ -5486,19 +5443,29 @@
         </w:rPr>
         <w:t xml:space="preserve"> </w:t>
       </w:r>
+      <w:proofErr w:type="spellStart"/>
       <w:r>
         <w:rPr>
           <w:rFonts w:ascii="Arial" w:hAnsi="Arial" w:cs="Arial"/>
           <w:bCs/>
           <w:szCs w:val="24"/>
         </w:rPr>
-        <w:t>tonnes CO</w:t>
-      </w:r>
+        <w:t>tonnes</w:t>
+      </w:r>
+      <w:proofErr w:type="spellEnd"/>
       <w:r>
         <w:rPr>
           <w:rFonts w:ascii="Arial" w:hAnsi="Arial" w:cs="Arial"/>
           <w:bCs/>
           <w:szCs w:val="24"/>
+        </w:rPr>
+        <w:t xml:space="preserve"> CO</w:t>
+      </w:r>
+      <w:r>
+        <w:rPr>
+          <w:rFonts w:ascii="Arial" w:hAnsi="Arial" w:cs="Arial"/>
+          <w:bCs/>
+          <w:szCs w:val="24"/>
           <w:vertAlign w:val="subscript"/>
         </w:rPr>
         <w:t>2</w:t>
@@ -5563,7 +5530,25 @@
           <w:bCs/>
           <w:szCs w:val="24"/>
         </w:rPr>
-        <w:t xml:space="preserve"> tonnes CO</w:t>
+        <w:t xml:space="preserve"> </w:t>
+      </w:r>
+      <w:proofErr w:type="spellStart"/>
+      <w:r>
+        <w:rPr>
+          <w:rFonts w:ascii="Arial" w:hAnsi="Arial" w:cs="Arial"/>
+          <w:bCs/>
+          <w:szCs w:val="24"/>
+        </w:rPr>
+        <w:t>tonnes</w:t>
+      </w:r>
+      <w:proofErr w:type="spellEnd"/>
+      <w:r>
+        <w:rPr>
+          <w:rFonts w:ascii="Arial" w:hAnsi="Arial" w:cs="Arial"/>
+          <w:bCs/>
+          <w:szCs w:val="24"/>
+        </w:rPr>
+        <w:t xml:space="preserve"> CO</w:t>
       </w:r>
       <w:r>
         <w:rPr>
@@ -5637,13 +5622,23 @@
         </w:rPr>
         <w:t xml:space="preserve"> </w:t>
       </w:r>
+      <w:proofErr w:type="spellStart"/>
       <w:r>
         <w:rPr>
           <w:rFonts w:ascii="Arial" w:hAnsi="Arial" w:cs="Arial"/>
           <w:bCs/>
           <w:szCs w:val="24"/>
         </w:rPr>
-        <w:t>tonnes CO</w:t>
+        <w:t>tonnes</w:t>
+      </w:r>
+      <w:proofErr w:type="spellEnd"/>
+      <w:r>
+        <w:rPr>
+          <w:rFonts w:ascii="Arial" w:hAnsi="Arial" w:cs="Arial"/>
+          <w:bCs/>
+          <w:szCs w:val="24"/>
+        </w:rPr>
+        <w:t xml:space="preserve"> CO</w:t>
       </w:r>
       <w:r>
         <w:rPr>
@@ -6488,6 +6483,7 @@
     </w:p>
     <w:p>
       <w:pPr>
+        <w:pageBreakBefore/>
         <w:widowControl/>
         <w:spacing w:after="200" w:line="276" w:lineRule="auto"/>
         <w:rPr>
@@ -6501,50 +6497,10 @@
       <w:r>
         <w:rPr>
           <w:rFonts w:ascii="Arial" w:hAnsi="Arial" w:cs="Arial"/>
-          <w:noProof/>
-          <w:snapToGrid/>
-          <w:szCs w:val="24"/>
-          <w:lang w:val="en-GB" w:eastAsia="en-GB"/>
-        </w:rPr>
-        <w:br w:type="page"/>
-      </w:r>
-    </w:p>
-    <w:p>
-      <w:pPr>
-        <w:widowControl/>
-        <w:spacing w:after="200" w:line="276" w:lineRule="auto"/>
-        <w:rPr>
-          <w:rFonts w:ascii="Arial" w:hAnsi="Arial" w:cs="Arial"/>
-          <w:noProof/>
-          <w:snapToGrid/>
-          <w:sz w:val="20"/>
-          <w:lang w:val="en-GB" w:eastAsia="en-GB"/>
-        </w:rPr>
-      </w:pPr>
-    </w:p>
-    <w:p>
-      <w:pPr>
-        <w:widowControl/>
-        <w:tabs>
-          <w:tab w:val="left" w:pos="5550"/>
-        </w:tabs>
-        <w:spacing w:after="200" w:line="276" w:lineRule="auto"/>
-        <w:rPr>
-          <w:rFonts w:ascii="Arial" w:eastAsiaTheme="minorHAnsi" w:hAnsi="Arial" w:cs="Arial"/>
           <w:b/>
-          <w:bCs/>
-          <w:snapToGrid/>
-          <w:color w:val="000000"/>
-          <w:szCs w:val="24"/>
-          <w:lang w:val="en-GB"/>
-        </w:rPr>
-      </w:pPr>
-      <w:r>
-        <w:rPr>
-          <w:rFonts w:ascii="Arial" w:hAnsi="Arial" w:cs="Arial"/>
-          <w:b/>
-          <w:szCs w:val="24"/>
-        </w:rPr>
+          <w:szCs w:val="24"/>
+        </w:rPr>
+        <w:lastRenderedPageBreak/>
         <w:t xml:space="preserve">Explanatory Note </w:t>
       </w:r>
     </w:p>
@@ -9341,11 +9297,6 @@
 </file>
 
 <file path=customXml/item1.xml><?xml version="1.0" encoding="utf-8"?>
-<?mso-contentType ?>
-<SharedContentType xmlns="Microsoft.SharePoint.Taxonomy.ContentTypeSync" SourceId="d1117845-93f6-4da3-abaa-fcb4fa669c78" ContentTypeId="0x010100A5BF1C78D9F64B679A5EBDE1C6598EBC01" PreviousValue="false"/>
-</file>
-
-<file path=customXml/item2.xml><?xml version="1.0" encoding="utf-8"?>
 <ct:contentTypeSchema xmlns:ct="http://schemas.microsoft.com/office/2006/metadata/contentType" xmlns:ma="http://schemas.microsoft.com/office/2006/metadata/properties/metaAttributes" ct:_="" ma:_="" ma:contentTypeName="Defra document" ma:contentTypeID="0x010100A5BF1C78D9F64B679A5EBDE1C6598EBC01000181941F06DC9D489E39096D112137AE" ma:contentTypeVersion="15" ma:contentTypeDescription="Create a new document." ma:contentTypeScope="" ma:versionID="dac0ef9c7f865fcedf9326667c5c2f65">
   <xsd:schema xmlns:xsd="http://www.w3.org/2001/XMLSchema" xmlns:xs="http://www.w3.org/2001/XMLSchema" xmlns:p="http://schemas.microsoft.com/office/2006/metadata/properties" xmlns:ns2="662745e8-e224-48e8-a2e3-254862b8c2f5" xmlns:ns3="cca99967-60aa-42af-9d2c-96fee71b13ff" targetNamespace="http://schemas.microsoft.com/office/2006/metadata/properties" ma:root="true" ma:fieldsID="d85dc0a0f83a00612e8f9a0699a04f4e" ns2:_="" ns3:_="">
     <xsd:import namespace="662745e8-e224-48e8-a2e3-254862b8c2f5"/>
@@ -9608,20 +9559,12 @@
 </ct:contentTypeSchema>
 </file>
 
-<file path=customXml/item3.xml><?xml version="1.0" encoding="utf-8"?>
-<b:Sources xmlns:b="http://schemas.openxmlformats.org/officeDocument/2006/bibliography" xmlns="http://schemas.openxmlformats.org/officeDocument/2006/bibliography" SelectedStyle="\APA.XSL" StyleName="APA Fifth Edition"/>
+<file path=customXml/item2.xml><?xml version="1.0" encoding="utf-8"?>
+<?mso-contentType ?>
+<SharedContentType xmlns="Microsoft.SharePoint.Taxonomy.ContentTypeSync" SourceId="d1117845-93f6-4da3-abaa-fcb4fa669c78" ContentTypeId="0x010100A5BF1C78D9F64B679A5EBDE1C6598EBC01" PreviousValue="false"/>
 </file>
 
-<file path=customXml/item4.xml><?xml version="1.0" encoding="utf-8"?>
-<?mso-contentType ?>
-<FormTemplates xmlns="http://schemas.microsoft.com/sharepoint/v3/contenttype/forms">
-  <Display>DocumentLibraryForm</Display>
-  <Edit>DocumentLibraryForm</Edit>
-  <New>DocumentLibraryForm</New>
-</FormTemplates>
-</file>
-
-<file path=customXml/item5.xml><?xml version="1.0" encoding="utf-8"?>
+<file path=customXml/item3.xml><?xml version="1.0" encoding="utf-8"?>
 <p:properties xmlns:p="http://schemas.microsoft.com/office/2006/metadata/properties" xmlns:xsi="http://www.w3.org/2001/XMLSchema-instance" xmlns:pc="http://schemas.microsoft.com/office/infopath/2007/PartnerControls">
   <documentManagement>
     <cf401361b24e474cb011be6eb76c0e76 xmlns="662745e8-e224-48e8-a2e3-254862b8c2f5">
@@ -9684,15 +9627,20 @@
 </p:properties>
 </file>
 
-<file path=customXml/itemProps1.xml><?xml version="1.0" encoding="utf-8"?>
-<ds:datastoreItem xmlns:ds="http://schemas.openxmlformats.org/officeDocument/2006/customXml" ds:itemID="{5A2536D4-5044-493C-9ABF-AAB7EE291B4B}">
-  <ds:schemaRefs>
-    <ds:schemaRef ds:uri="Microsoft.SharePoint.Taxonomy.ContentTypeSync"/>
-  </ds:schemaRefs>
-</ds:datastoreItem>
+<file path=customXml/item4.xml><?xml version="1.0" encoding="utf-8"?>
+<?mso-contentType ?>
+<FormTemplates xmlns="http://schemas.microsoft.com/sharepoint/v3/contenttype/forms">
+  <Display>DocumentLibraryForm</Display>
+  <Edit>DocumentLibraryForm</Edit>
+  <New>DocumentLibraryForm</New>
+</FormTemplates>
 </file>
 
-<file path=customXml/itemProps2.xml><?xml version="1.0" encoding="utf-8"?>
+<file path=customXml/item5.xml><?xml version="1.0" encoding="utf-8"?>
+<b:Sources xmlns:b="http://schemas.openxmlformats.org/officeDocument/2006/bibliography" xmlns="http://schemas.openxmlformats.org/officeDocument/2006/bibliography" SelectedStyle="\APA.XSL" StyleName="APA Fifth Edition"/>
+</file>
+
+<file path=customXml/itemProps1.xml><?xml version="1.0" encoding="utf-8"?>
 <ds:datastoreItem xmlns:ds="http://schemas.openxmlformats.org/officeDocument/2006/customXml" ds:itemID="{98187ED5-698A-4F44-A0E2-6473338D0D3C}">
   <ds:schemaRefs>
     <ds:schemaRef ds:uri="http://schemas.microsoft.com/office/2006/metadata/contentType"/>
@@ -9711,10 +9659,21 @@
 </ds:datastoreItem>
 </file>
 
+<file path=customXml/itemProps2.xml><?xml version="1.0" encoding="utf-8"?>
+<ds:datastoreItem xmlns:ds="http://schemas.openxmlformats.org/officeDocument/2006/customXml" ds:itemID="{5A2536D4-5044-493C-9ABF-AAB7EE291B4B}">
+  <ds:schemaRefs>
+    <ds:schemaRef ds:uri="Microsoft.SharePoint.Taxonomy.ContentTypeSync"/>
+  </ds:schemaRefs>
+</ds:datastoreItem>
+</file>
+
 <file path=customXml/itemProps3.xml><?xml version="1.0" encoding="utf-8"?>
-<ds:datastoreItem xmlns:ds="http://schemas.openxmlformats.org/officeDocument/2006/customXml" ds:itemID="{87DEB9E2-C0C7-4957-BCD3-778403BEF697}">
+<ds:datastoreItem xmlns:ds="http://schemas.openxmlformats.org/officeDocument/2006/customXml" ds:itemID="{4CD59FA9-3455-49F6-BF55-B9138AA3B445}">
   <ds:schemaRefs>
-    <ds:schemaRef ds:uri="http://schemas.openxmlformats.org/officeDocument/2006/bibliography"/>
+    <ds:schemaRef ds:uri="http://schemas.microsoft.com/office/2006/metadata/properties"/>
+    <ds:schemaRef ds:uri="http://schemas.microsoft.com/office/infopath/2007/PartnerControls"/>
+    <ds:schemaRef ds:uri="662745e8-e224-48e8-a2e3-254862b8c2f5"/>
+    <ds:schemaRef ds:uri="cca99967-60aa-42af-9d2c-96fee71b13ff"/>
   </ds:schemaRefs>
 </ds:datastoreItem>
 </file>
@@ -9728,12 +9687,9 @@
 </file>
 
 <file path=customXml/itemProps5.xml><?xml version="1.0" encoding="utf-8"?>
-<ds:datastoreItem xmlns:ds="http://schemas.openxmlformats.org/officeDocument/2006/customXml" ds:itemID="{4CD59FA9-3455-49F6-BF55-B9138AA3B445}">
+<ds:datastoreItem xmlns:ds="http://schemas.openxmlformats.org/officeDocument/2006/customXml" ds:itemID="{87DEB9E2-C0C7-4957-BCD3-778403BEF697}">
   <ds:schemaRefs>
-    <ds:schemaRef ds:uri="http://schemas.microsoft.com/office/2006/metadata/properties"/>
-    <ds:schemaRef ds:uri="http://schemas.microsoft.com/office/infopath/2007/PartnerControls"/>
-    <ds:schemaRef ds:uri="662745e8-e224-48e8-a2e3-254862b8c2f5"/>
-    <ds:schemaRef ds:uri="cca99967-60aa-42af-9d2c-96fee71b13ff"/>
+    <ds:schemaRef ds:uri="http://schemas.openxmlformats.org/officeDocument/2006/bibliography"/>
   </ds:schemaRefs>
 </ds:datastoreItem>
 </file>